--- a/por/docx/27.content.docx
+++ b/por/docx/27.content.docx
@@ -19,7 +19,7 @@
         <w:rPr>
           <w:lang w:val="pt_PT" w:bidi="pt_PT"/>
         </w:rPr>
-        <w:t>Resource: Notas de Estudo - Introduções aos Livros (Tyndale)</w:t>
+        <w:t>Resource: Tyndale Open Study Notes</w:t>
       </w:r>
       <w:r>
         <w:rPr>
@@ -112,7 +112,7 @@
         <w:rPr>
           <w:lang w:val="pt_PT" w:bidi="pt_PT"/>
         </w:rPr>
-        <w:t>Notas de Estudo - Introduções aos Livros (Tyndale)</w:t>
+        <w:t>Tyndale Open Study Notes</w:t>
       </w:r>
     </w:p>
     <w:p>

--- a/por/docx/27.content.docx
+++ b/por/docx/27.content.docx
@@ -19,7 +19,7 @@
         <w:rPr>
           <w:lang w:val="pt_PT" w:bidi="pt_PT"/>
         </w:rPr>
-        <w:t>Resource: Tyndale Open Study Notes</w:t>
+        <w:t>Resource: Aquifer Open Study Notes (Book Intros)</w:t>
       </w:r>
       <w:r>
         <w:rPr>
@@ -112,7 +112,7 @@
         <w:rPr>
           <w:lang w:val="pt_PT" w:bidi="pt_PT"/>
         </w:rPr>
-        <w:t>Tyndale Open Study Notes</w:t>
+        <w:t>Aquifer Open Study Notes (Book Intros)</w:t>
       </w:r>
     </w:p>
     <w:p>

--- a/por/docx/27.content.docx
+++ b/por/docx/27.content.docx
@@ -258,144 +258,96 @@
         </w:rPr>
         <w:t>Em 605 a.C., Nabucodonosor II da Babilônia (605–562 a.C.) atacou Jerusalém e levou alguns israelitas como cativos de volta à Babilônia, incluindo alguns dos jovens da família real de Judá (</w:t>
       </w:r>
-      <w:hyperlink r:id="rId13">
-        <w:r>
-          <w:rPr>
-            <w:lang w:val="pt_PT" w:bidi="pt_PT"/>
-          </w:rPr>
-          <w:rPr>
-            <w:color w:val="0000EE"/>
-            <w:u w:val="single"/>
-          </w:rPr>
-          <w:t>1.1–4</w:t>
-        </w:r>
-      </w:hyperlink>
+      <w:r>
+        <w:rPr>
+          <w:lang w:val="pt_PT" w:bidi="pt_PT"/>
+        </w:rPr>
+        <w:t>1.1–4</w:t>
+      </w:r>
       <w:r>
         <w:rPr>
           <w:lang w:val="pt_PT" w:bidi="pt_PT"/>
         </w:rPr>
         <w:t>). Neste evento histórico, Deus começou a enviar seu povo para o exílio como ele havia advertido que ele faria. Os israelitas haviam rompido sua fé em Deus por quebrarem sua aliança (</w:t>
       </w:r>
-      <w:hyperlink r:id="rId14">
-        <w:r>
-          <w:rPr>
-            <w:lang w:val="pt_PT" w:bidi="pt_PT"/>
-          </w:rPr>
-          <w:rPr>
-            <w:color w:val="0000EE"/>
-            <w:u w:val="single"/>
-          </w:rPr>
-          <w:t>Dt 28.36</w:t>
-        </w:r>
-      </w:hyperlink>
+      <w:r>
+        <w:rPr>
+          <w:lang w:val="pt_PT" w:bidi="pt_PT"/>
+        </w:rPr>
+        <w:t>Dt 28.36</w:t>
+      </w:r>
       <w:r>
         <w:rPr>
           <w:lang w:val="pt_PT" w:bidi="pt_PT"/>
         </w:rPr>
         <w:t>,</w:t>
       </w:r>
-      <w:hyperlink r:id="rId15">
-        <w:r>
-          <w:rPr>
-            <w:lang w:val="pt_PT" w:bidi="pt_PT"/>
-          </w:rPr>
-          <w:rPr>
-            <w:color w:val="0000EE"/>
-            <w:u w:val="single"/>
-          </w:rPr>
-          <w:t>64</w:t>
-        </w:r>
-      </w:hyperlink>
+      <w:r>
+        <w:rPr>
+          <w:lang w:val="pt_PT" w:bidi="pt_PT"/>
+        </w:rPr>
+        <w:t>64</w:t>
+      </w:r>
       <w:r>
         <w:rPr>
           <w:lang w:val="pt_PT" w:bidi="pt_PT"/>
         </w:rPr>
         <w:t xml:space="preserve">; </w:t>
       </w:r>
-      <w:hyperlink r:id="rId16">
-        <w:r>
-          <w:rPr>
-            <w:lang w:val="pt_PT" w:bidi="pt_PT"/>
-          </w:rPr>
-          <w:rPr>
-            <w:color w:val="0000EE"/>
-            <w:u w:val="single"/>
-          </w:rPr>
-          <w:t>Jr 11.1–17</w:t>
-        </w:r>
-      </w:hyperlink>
+      <w:r>
+        <w:rPr>
+          <w:lang w:val="pt_PT" w:bidi="pt_PT"/>
+        </w:rPr>
+        <w:t>Jr 11.1–17</w:t>
+      </w:r>
       <w:r>
         <w:rPr>
           <w:lang w:val="pt_PT" w:bidi="pt_PT"/>
         </w:rPr>
         <w:t xml:space="preserve">; </w:t>
       </w:r>
-      <w:hyperlink r:id="rId17">
-        <w:r>
-          <w:rPr>
-            <w:lang w:val="pt_PT" w:bidi="pt_PT"/>
-          </w:rPr>
-          <w:rPr>
-            <w:color w:val="0000EE"/>
-            <w:u w:val="single"/>
-          </w:rPr>
-          <w:t>25.11–12</w:t>
-        </w:r>
-      </w:hyperlink>
+      <w:r>
+        <w:rPr>
+          <w:lang w:val="pt_PT" w:bidi="pt_PT"/>
+        </w:rPr>
+        <w:t>25.11–12</w:t>
+      </w:r>
       <w:r>
         <w:rPr>
           <w:lang w:val="pt_PT" w:bidi="pt_PT"/>
         </w:rPr>
         <w:t xml:space="preserve">; </w:t>
       </w:r>
-      <w:hyperlink r:id="rId18">
-        <w:r>
-          <w:rPr>
-            <w:lang w:val="pt_PT" w:bidi="pt_PT"/>
-          </w:rPr>
-          <w:rPr>
-            <w:color w:val="0000EE"/>
-            <w:u w:val="single"/>
-          </w:rPr>
-          <w:t>29.10–11</w:t>
-        </w:r>
-      </w:hyperlink>
+      <w:r>
+        <w:rPr>
+          <w:lang w:val="pt_PT" w:bidi="pt_PT"/>
+        </w:rPr>
+        <w:t>29.10–11</w:t>
+      </w:r>
       <w:r>
         <w:rPr>
           <w:lang w:val="pt_PT" w:bidi="pt_PT"/>
         </w:rPr>
         <w:t>). Através do poderoso rei Nabucodonosor, Deus julgou Israel, seu povo (</w:t>
       </w:r>
-      <w:hyperlink r:id="rId19">
-        <w:r>
-          <w:rPr>
-            <w:lang w:val="pt_PT" w:bidi="pt_PT"/>
-          </w:rPr>
-          <w:rPr>
-            <w:color w:val="0000EE"/>
-            <w:u w:val="single"/>
-          </w:rPr>
-          <w:t>Jr 25.9</w:t>
-        </w:r>
-      </w:hyperlink>
+      <w:r>
+        <w:rPr>
+          <w:lang w:val="pt_PT" w:bidi="pt_PT"/>
+        </w:rPr>
+        <w:t>Jr 25.9</w:t>
+      </w:r>
       <w:r>
         <w:rPr>
           <w:lang w:val="pt_PT" w:bidi="pt_PT"/>
         </w:rPr>
         <w:t xml:space="preserve">). Durante esse tempo, Daniel e seus amigos começaram um processo de enculturação ordenado por Nabucodonosor que ameaçava absorvê-los em um estilo de vida pagão, enquanto efetivamente neutralizava sua identificação como o povo santo do Senhor (veja </w:t>
       </w:r>
-      <w:hyperlink r:id="rId20">
-        <w:r>
-          <w:rPr>
-            <w:lang w:val="pt_PT" w:bidi="pt_PT"/>
-          </w:rPr>
-          <w:rPr>
-            <w:color w:val="0000EE"/>
-            <w:u w:val="single"/>
-          </w:rPr>
-          <w:t>Êx 19.5–6</w:t>
-        </w:r>
-      </w:hyperlink>
+      <w:r>
+        <w:rPr>
+          <w:lang w:val="pt_PT" w:bidi="pt_PT"/>
+        </w:rPr>
+        <w:t>Êx 19.5–6</w:t>
+      </w:r>
       <w:r>
         <w:rPr>
           <w:lang w:val="pt_PT" w:bidi="pt_PT"/>
@@ -416,36 +368,24 @@
         </w:rPr>
         <w:t xml:space="preserve">Enquanto isso, os babilônios continuaram a devastar Judá e Jerusalém. Em 597 a.C., mais israelitas foram levados para a Babilônia, e em 586 a.C., Jerusalém foi destruída. Depois de 586 a.C., Judá não era mais uma nação; o povo de Deus estava totalmente impotente e sem esperança. Neste ponto baixo de sua existência, o povo de Deus se tornou a cauda das nações, não sua cabeça (veja </w:t>
       </w:r>
-      <w:hyperlink r:id="rId21">
-        <w:r>
-          <w:rPr>
-            <w:lang w:val="pt_PT" w:bidi="pt_PT"/>
-          </w:rPr>
-          <w:rPr>
-            <w:color w:val="0000EE"/>
-            <w:u w:val="single"/>
-          </w:rPr>
-          <w:t>Dt 28.13</w:t>
-        </w:r>
-      </w:hyperlink>
+      <w:r>
+        <w:rPr>
+          <w:lang w:val="pt_PT" w:bidi="pt_PT"/>
+        </w:rPr>
+        <w:t>Dt 28.13</w:t>
+      </w:r>
       <w:r>
         <w:rPr>
           <w:lang w:val="pt_PT" w:bidi="pt_PT"/>
         </w:rPr>
         <w:t>,</w:t>
       </w:r>
-      <w:hyperlink r:id="rId22">
-        <w:r>
-          <w:rPr>
-            <w:lang w:val="pt_PT" w:bidi="pt_PT"/>
-          </w:rPr>
-          <w:rPr>
-            <w:color w:val="0000EE"/>
-            <w:u w:val="single"/>
-          </w:rPr>
-          <w:t>44</w:t>
-        </w:r>
-      </w:hyperlink>
+      <w:r>
+        <w:rPr>
+          <w:lang w:val="pt_PT" w:bidi="pt_PT"/>
+        </w:rPr>
+        <w:t>44</w:t>
+      </w:r>
       <w:r>
         <w:rPr>
           <w:lang w:val="pt_PT" w:bidi="pt_PT"/>
@@ -466,54 +406,36 @@
         </w:rPr>
         <w:t>A promessa de que os descendentes de Abraão seriam uma bênção para todas as nações parecia irremediavelmente impossibilitada (</w:t>
       </w:r>
-      <w:hyperlink r:id="rId23">
-        <w:r>
-          <w:rPr>
-            <w:lang w:val="pt_PT" w:bidi="pt_PT"/>
-          </w:rPr>
-          <w:rPr>
-            <w:color w:val="0000EE"/>
-            <w:u w:val="single"/>
-          </w:rPr>
-          <w:t>Gn 12.1–3</w:t>
-        </w:r>
-      </w:hyperlink>
+      <w:r>
+        <w:rPr>
+          <w:lang w:val="pt_PT" w:bidi="pt_PT"/>
+        </w:rPr>
+        <w:t>Gn 12.1–3</w:t>
+      </w:r>
       <w:r>
         <w:rPr>
           <w:lang w:val="pt_PT" w:bidi="pt_PT"/>
         </w:rPr>
         <w:t>). As grandes e poderosas potências gentias do antigo Oriente Próximo, primeiro a Assíria e depois a Babilônia, governaram o mundo. O que aconteceria com Israel no exílio? O que seria das promessas de Deus a Abraão, Isaque, Jacó, Moisés (</w:t>
       </w:r>
-      <w:hyperlink r:id="rId24">
-        <w:r>
-          <w:rPr>
-            <w:lang w:val="pt_PT" w:bidi="pt_PT"/>
-          </w:rPr>
-          <w:rPr>
-            <w:color w:val="0000EE"/>
-            <w:u w:val="single"/>
-          </w:rPr>
-          <w:t>Êx 19–20</w:t>
-        </w:r>
-      </w:hyperlink>
+      <w:r>
+        <w:rPr>
+          <w:lang w:val="pt_PT" w:bidi="pt_PT"/>
+        </w:rPr>
+        <w:t>Êx 19–20</w:t>
+      </w:r>
       <w:r>
         <w:rPr>
           <w:lang w:val="pt_PT" w:bidi="pt_PT"/>
         </w:rPr>
         <w:t>) e Davi (</w:t>
       </w:r>
-      <w:hyperlink r:id="rId25">
-        <w:r>
-          <w:rPr>
-            <w:lang w:val="pt_PT" w:bidi="pt_PT"/>
-          </w:rPr>
-          <w:rPr>
-            <w:color w:val="0000EE"/>
-            <w:u w:val="single"/>
-          </w:rPr>
-          <w:t>2Sm 7.1–29</w:t>
-        </w:r>
-      </w:hyperlink>
+      <w:r>
+        <w:rPr>
+          <w:lang w:val="pt_PT" w:bidi="pt_PT"/>
+        </w:rPr>
+        <w:t>2Sm 7.1–29</w:t>
+      </w:r>
       <w:r>
         <w:rPr>
           <w:lang w:val="pt_PT" w:bidi="pt_PT"/>
@@ -534,18 +456,12 @@
         </w:rPr>
         <w:t>Daniel manteve sua integridade, honrou seu povo e glorificou seu Deus ao longo dos reinados de vários reis da Babilônia até o fim do Exílio Babilônico. Enquanto o povo de Deus suportava a “morte do exílio” (</w:t>
       </w:r>
-      <w:hyperlink r:id="rId26">
-        <w:r>
-          <w:rPr>
-            <w:lang w:val="pt_PT" w:bidi="pt_PT"/>
-          </w:rPr>
-          <w:rPr>
-            <w:color w:val="0000EE"/>
-            <w:u w:val="single"/>
-          </w:rPr>
-          <w:t>Ez 37</w:t>
-        </w:r>
-      </w:hyperlink>
+      <w:r>
+        <w:rPr>
+          <w:lang w:val="pt_PT" w:bidi="pt_PT"/>
+        </w:rPr>
+        <w:t>Ez 37</w:t>
+      </w:r>
       <w:r>
         <w:rPr>
           <w:lang w:val="pt_PT" w:bidi="pt_PT"/>
@@ -566,90 +482,60 @@
         </w:rPr>
         <w:t>Em 539 a.C., Ciro da Pérsia abalou o mundo invadindo Babilônia, ganhando entrada na capital, e subjugando-a junto ao seu governante blasfemo, Belsazar, assim como o profeta Isaías havia previsto que ele faria (</w:t>
       </w:r>
-      <w:hyperlink r:id="rId27">
-        <w:r>
-          <w:rPr>
-            <w:lang w:val="pt_PT" w:bidi="pt_PT"/>
-          </w:rPr>
-          <w:rPr>
-            <w:color w:val="0000EE"/>
-            <w:u w:val="single"/>
-          </w:rPr>
-          <w:t>Is 44.26–45.7</w:t>
-        </w:r>
-      </w:hyperlink>
+      <w:r>
+        <w:rPr>
+          <w:lang w:val="pt_PT" w:bidi="pt_PT"/>
+        </w:rPr>
+        <w:t>Is 44.26–45.7</w:t>
+      </w:r>
       <w:r>
         <w:rPr>
           <w:lang w:val="pt_PT" w:bidi="pt_PT"/>
         </w:rPr>
         <w:t xml:space="preserve">). Daniel testemunhou o decreto de que os povos cativos poderiam voltar para suas casas (veja </w:t>
       </w:r>
-      <w:hyperlink r:id="rId28">
-        <w:r>
-          <w:rPr>
-            <w:lang w:val="pt_PT" w:bidi="pt_PT"/>
-          </w:rPr>
-          <w:rPr>
-            <w:color w:val="0000EE"/>
-            <w:u w:val="single"/>
-          </w:rPr>
-          <w:t>Esdras 1.2–4</w:t>
-        </w:r>
-      </w:hyperlink>
+      <w:r>
+        <w:rPr>
+          <w:lang w:val="pt_PT" w:bidi="pt_PT"/>
+        </w:rPr>
+        <w:t>Esdras 1.2–4</w:t>
+      </w:r>
       <w:r>
         <w:rPr>
           <w:lang w:val="pt_PT" w:bidi="pt_PT"/>
         </w:rPr>
         <w:t>). Isso cumpriu a profecia de Jeremias (</w:t>
       </w:r>
-      <w:hyperlink r:id="rId17">
-        <w:r>
-          <w:rPr>
-            <w:lang w:val="pt_PT" w:bidi="pt_PT"/>
-          </w:rPr>
-          <w:rPr>
-            <w:color w:val="0000EE"/>
-            <w:u w:val="single"/>
-          </w:rPr>
-          <w:t>Jr 25.11–12</w:t>
-        </w:r>
-      </w:hyperlink>
+      <w:r>
+        <w:rPr>
+          <w:lang w:val="pt_PT" w:bidi="pt_PT"/>
+        </w:rPr>
+        <w:t>Jr 25.11–12</w:t>
+      </w:r>
       <w:r>
         <w:rPr>
           <w:lang w:val="pt_PT" w:bidi="pt_PT"/>
         </w:rPr>
         <w:t xml:space="preserve">; </w:t>
       </w:r>
-      <w:hyperlink r:id="rId18">
-        <w:r>
-          <w:rPr>
-            <w:lang w:val="pt_PT" w:bidi="pt_PT"/>
-          </w:rPr>
-          <w:rPr>
-            <w:color w:val="0000EE"/>
-            <w:u w:val="single"/>
-          </w:rPr>
-          <w:t>29.10–11</w:t>
-        </w:r>
-      </w:hyperlink>
+      <w:r>
+        <w:rPr>
+          <w:lang w:val="pt_PT" w:bidi="pt_PT"/>
+        </w:rPr>
+        <w:t>29.10–11</w:t>
+      </w:r>
       <w:r>
         <w:rPr>
           <w:lang w:val="pt_PT" w:bidi="pt_PT"/>
         </w:rPr>
         <w:t>) e respondeu à oração de Daniel no início daquele mesmo ano (</w:t>
       </w:r>
-      <w:hyperlink r:id="rId29">
-        <w:r>
-          <w:rPr>
-            <w:lang w:val="pt_PT" w:bidi="pt_PT"/>
-          </w:rPr>
-          <w:rPr>
-            <w:color w:val="0000EE"/>
-            <w:u w:val="single"/>
-          </w:rPr>
-          <w:t>Dn 9.1–19</w:t>
-        </w:r>
-      </w:hyperlink>
+      <w:r>
+        <w:rPr>
+          <w:lang w:val="pt_PT" w:bidi="pt_PT"/>
+        </w:rPr>
+        <w:t>Dn 9.1–19</w:t>
+      </w:r>
       <w:r>
         <w:rPr>
           <w:lang w:val="pt_PT" w:bidi="pt_PT"/>
@@ -695,126 +581,84 @@
         </w:rPr>
         <w:t xml:space="preserve">O livro de Daniel cobre o período de 605 a.C. até cerca de 535 a.C. </w:t>
       </w:r>
-      <w:hyperlink r:id="rId30">
-        <w:r>
-          <w:rPr>
-            <w:lang w:val="pt_PT" w:bidi="pt_PT"/>
-          </w:rPr>
-          <w:rPr>
-            <w:color w:val="0000EE"/>
-            <w:u w:val="single"/>
-          </w:rPr>
-          <w:t>Os capítulos 1–6</w:t>
-        </w:r>
-      </w:hyperlink>
+      <w:r>
+        <w:rPr>
+          <w:lang w:val="pt_PT" w:bidi="pt_PT"/>
+        </w:rPr>
+        <w:t>Os capítulos 1–6</w:t>
+      </w:r>
       <w:r>
         <w:rPr>
           <w:lang w:val="pt_PT" w:bidi="pt_PT"/>
         </w:rPr>
         <w:t xml:space="preserve"> apresentam eventos e histórias que demonstram a fidelidade de Deus a Daniel e seus amigos enquanto eles permaneciam fiéis a Deus e à sua lei. Por três vezes, os cativos hebreus foram confrontados com decretos reais que iam contra a lei de Deus (</w:t>
       </w:r>
-      <w:hyperlink r:id="rId31">
-        <w:r>
-          <w:rPr>
-            <w:lang w:val="pt_PT" w:bidi="pt_PT"/>
-          </w:rPr>
-          <w:rPr>
-            <w:color w:val="0000EE"/>
-            <w:u w:val="single"/>
-          </w:rPr>
-          <w:t>capítulos 1</w:t>
-        </w:r>
-      </w:hyperlink>
+      <w:r>
+        <w:rPr>
+          <w:lang w:val="pt_PT" w:bidi="pt_PT"/>
+        </w:rPr>
+        <w:t>capítulos 1</w:t>
+      </w:r>
       <w:r>
         <w:rPr>
           <w:lang w:val="pt_PT" w:bidi="pt_PT"/>
         </w:rPr>
         <w:t xml:space="preserve">, </w:t>
       </w:r>
-      <w:hyperlink r:id="rId32">
-        <w:r>
-          <w:rPr>
-            <w:lang w:val="pt_PT" w:bidi="pt_PT"/>
-          </w:rPr>
-          <w:rPr>
-            <w:color w:val="0000EE"/>
-            <w:u w:val="single"/>
-          </w:rPr>
-          <w:t>3</w:t>
-        </w:r>
-      </w:hyperlink>
+      <w:r>
+        <w:rPr>
+          <w:lang w:val="pt_PT" w:bidi="pt_PT"/>
+        </w:rPr>
+        <w:t>3</w:t>
+      </w:r>
       <w:r>
         <w:rPr>
           <w:lang w:val="pt_PT" w:bidi="pt_PT"/>
         </w:rPr>
         <w:t xml:space="preserve">, </w:t>
       </w:r>
-      <w:hyperlink r:id="rId33">
-        <w:r>
-          <w:rPr>
-            <w:lang w:val="pt_PT" w:bidi="pt_PT"/>
-          </w:rPr>
-          <w:rPr>
-            <w:color w:val="0000EE"/>
-            <w:u w:val="single"/>
-          </w:rPr>
-          <w:t>6</w:t>
-        </w:r>
-      </w:hyperlink>
+      <w:r>
+        <w:rPr>
+          <w:lang w:val="pt_PT" w:bidi="pt_PT"/>
+        </w:rPr>
+        <w:t>6</w:t>
+      </w:r>
       <w:r>
         <w:rPr>
           <w:lang w:val="pt_PT" w:bidi="pt_PT"/>
         </w:rPr>
         <w:t>); todas as três vezes, eles demonstraram sabedoria enquanto obedeciam a Deus, e ele os salvou do perigo. Por três vezes, Deus falou através de Daniel para interpretar revelações que ele havia dado aos reis pagãos (</w:t>
       </w:r>
-      <w:hyperlink r:id="rId34">
-        <w:r>
-          <w:rPr>
-            <w:lang w:val="pt_PT" w:bidi="pt_PT"/>
-          </w:rPr>
-          <w:rPr>
-            <w:color w:val="0000EE"/>
-            <w:u w:val="single"/>
-          </w:rPr>
-          <w:t>capítulos 2</w:t>
-        </w:r>
-      </w:hyperlink>
+      <w:r>
+        <w:rPr>
+          <w:lang w:val="pt_PT" w:bidi="pt_PT"/>
+        </w:rPr>
+        <w:t>capítulos 2</w:t>
+      </w:r>
       <w:r>
         <w:rPr>
           <w:lang w:val="pt_PT" w:bidi="pt_PT"/>
         </w:rPr>
         <w:t xml:space="preserve">, </w:t>
       </w:r>
-      <w:hyperlink r:id="rId35">
-        <w:r>
-          <w:rPr>
-            <w:lang w:val="pt_PT" w:bidi="pt_PT"/>
-          </w:rPr>
-          <w:rPr>
-            <w:color w:val="0000EE"/>
-            <w:u w:val="single"/>
-          </w:rPr>
-          <w:t>4</w:t>
-        </w:r>
-      </w:hyperlink>
+      <w:r>
+        <w:rPr>
+          <w:lang w:val="pt_PT" w:bidi="pt_PT"/>
+        </w:rPr>
+        <w:t>4</w:t>
+      </w:r>
       <w:r>
         <w:rPr>
           <w:lang w:val="pt_PT" w:bidi="pt_PT"/>
         </w:rPr>
         <w:t xml:space="preserve">, </w:t>
       </w:r>
-      <w:hyperlink r:id="rId36">
-        <w:r>
-          <w:rPr>
-            <w:lang w:val="pt_PT" w:bidi="pt_PT"/>
-          </w:rPr>
-          <w:rPr>
-            <w:color w:val="0000EE"/>
-            <w:u w:val="single"/>
-          </w:rPr>
-          <w:t>5</w:t>
-        </w:r>
-      </w:hyperlink>
+      <w:r>
+        <w:rPr>
+          <w:lang w:val="pt_PT" w:bidi="pt_PT"/>
+        </w:rPr>
+        <w:t>5</w:t>
+      </w:r>
       <w:r>
         <w:rPr>
           <w:lang w:val="pt_PT" w:bidi="pt_PT"/>
@@ -835,108 +679,72 @@
         </w:rPr>
         <w:t xml:space="preserve">Nos </w:t>
       </w:r>
-      <w:hyperlink r:id="rId37">
-        <w:r>
-          <w:rPr>
-            <w:lang w:val="pt_PT" w:bidi="pt_PT"/>
-          </w:rPr>
-          <w:rPr>
-            <w:color w:val="0000EE"/>
-            <w:u w:val="single"/>
-          </w:rPr>
-          <w:t>capítulos 7–12</w:t>
-        </w:r>
-      </w:hyperlink>
+      <w:r>
+        <w:rPr>
+          <w:lang w:val="pt_PT" w:bidi="pt_PT"/>
+        </w:rPr>
+        <w:t>capítulos 7–12</w:t>
+      </w:r>
       <w:r>
         <w:rPr>
           <w:lang w:val="pt_PT" w:bidi="pt_PT"/>
         </w:rPr>
         <w:t xml:space="preserve">, o foco muda para a soberania de Deus ao longo da história. O </w:t>
       </w:r>
-      <w:hyperlink r:id="rId38">
-        <w:r>
-          <w:rPr>
-            <w:lang w:val="pt_PT" w:bidi="pt_PT"/>
-          </w:rPr>
-          <w:rPr>
-            <w:color w:val="0000EE"/>
-            <w:u w:val="single"/>
-          </w:rPr>
-          <w:t>Capítulo 7</w:t>
-        </w:r>
-      </w:hyperlink>
+      <w:r>
+        <w:rPr>
+          <w:lang w:val="pt_PT" w:bidi="pt_PT"/>
+        </w:rPr>
+        <w:t>Capítulo 7</w:t>
+      </w:r>
       <w:r>
         <w:rPr>
           <w:lang w:val="pt_PT" w:bidi="pt_PT"/>
         </w:rPr>
         <w:t xml:space="preserve"> usa o simbolismo animal para contar a mesma história encontrada no </w:t>
       </w:r>
-      <w:hyperlink r:id="rId34">
-        <w:r>
-          <w:rPr>
-            <w:lang w:val="pt_PT" w:bidi="pt_PT"/>
-          </w:rPr>
-          <w:rPr>
-            <w:color w:val="0000EE"/>
-            <w:u w:val="single"/>
-          </w:rPr>
-          <w:t>capítulo 2</w:t>
-        </w:r>
-      </w:hyperlink>
+      <w:r>
+        <w:rPr>
+          <w:lang w:val="pt_PT" w:bidi="pt_PT"/>
+        </w:rPr>
+        <w:t>capítulo 2</w:t>
+      </w:r>
       <w:r>
         <w:rPr>
           <w:lang w:val="pt_PT" w:bidi="pt_PT"/>
         </w:rPr>
         <w:t>: a história do mundo culminará no estabelecimento do Reino de Deus, mas primeiro haverá oposição feroz a Deus e seus propósitos. O Capítulo 8 destaca os papéis da Pérsia e da Grécia, terminando nos atos de um governante ímpio que se opõe ao povo de Deus. O Capítulo 9 apresenta a oração maravilhosa de Daniel que é inspirada pela profecia de Jeremias de setenta anos de servidão (</w:t>
       </w:r>
-      <w:hyperlink r:id="rId39">
-        <w:r>
-          <w:rPr>
-            <w:lang w:val="pt_PT" w:bidi="pt_PT"/>
-          </w:rPr>
-          <w:rPr>
-            <w:color w:val="0000EE"/>
-            <w:u w:val="single"/>
-          </w:rPr>
-          <w:t>9.1–2</w:t>
-        </w:r>
-      </w:hyperlink>
+      <w:r>
+        <w:rPr>
+          <w:lang w:val="pt_PT" w:bidi="pt_PT"/>
+        </w:rPr>
+        <w:t>9.1–2</w:t>
+      </w:r>
       <w:r>
         <w:rPr>
           <w:lang w:val="pt_PT" w:bidi="pt_PT"/>
         </w:rPr>
         <w:t xml:space="preserve">). A oração tocou o coração de Deus e ajudou a acabar com o Exílio. Como resultado da oração, o anjo Gabriel é enviado a Daniel para revelar os próximos setenta conjuntos de sete, uma visão geral do plano de Deus para estabelecer seu povo e lidar com seus opressores. Nos </w:t>
       </w:r>
-      <w:hyperlink r:id="rId40">
-        <w:r>
-          <w:rPr>
-            <w:lang w:val="pt_PT" w:bidi="pt_PT"/>
-          </w:rPr>
-          <w:rPr>
-            <w:color w:val="0000EE"/>
-            <w:u w:val="single"/>
-          </w:rPr>
-          <w:t>capítulos 10–12</w:t>
-        </w:r>
-      </w:hyperlink>
+      <w:r>
+        <w:rPr>
+          <w:lang w:val="pt_PT" w:bidi="pt_PT"/>
+        </w:rPr>
+        <w:t>capítulos 10–12</w:t>
+      </w:r>
       <w:r>
         <w:rPr>
           <w:lang w:val="pt_PT" w:bidi="pt_PT"/>
         </w:rPr>
         <w:t>, o livro conclui com uma visão final que retrata a história do terceiro ano de Ciro (536 a.C.), ao período da Grécia e Roma, e até o tempo da ressurreição. Daniel foi fiel ao seu chamado, e Deus promete que ele será ressuscitado no final (</w:t>
       </w:r>
-      <w:hyperlink r:id="rId41">
-        <w:r>
-          <w:rPr>
-            <w:lang w:val="pt_PT" w:bidi="pt_PT"/>
-          </w:rPr>
-          <w:rPr>
-            <w:color w:val="0000EE"/>
-            <w:u w:val="single"/>
-          </w:rPr>
-          <w:t>12.13</w:t>
-        </w:r>
-      </w:hyperlink>
+      <w:r>
+        <w:rPr>
+          <w:lang w:val="pt_PT" w:bidi="pt_PT"/>
+        </w:rPr>
+        <w:t>12.13</w:t>
+      </w:r>
       <w:r>
         <w:rPr>
           <w:lang w:val="pt_PT" w:bidi="pt_PT"/>
@@ -968,108 +776,72 @@
         </w:rPr>
         <w:t>Os estudiosos têm debatido incessantemente a data em que o livro de Daniel foi colocado em sua forma final. A maioria dos estudiosos conservadores argumenta que Daniel escreveu o livro no final dos anos 500 a.C. O livro afirma ser uma profecia preditiva (</w:t>
       </w:r>
-      <w:hyperlink r:id="rId42">
-        <w:r>
-          <w:rPr>
-            <w:lang w:val="pt_PT" w:bidi="pt_PT"/>
-          </w:rPr>
-          <w:rPr>
-            <w:color w:val="0000EE"/>
-            <w:u w:val="single"/>
-          </w:rPr>
-          <w:t>2.29–31</w:t>
-        </w:r>
-      </w:hyperlink>
+      <w:r>
+        <w:rPr>
+          <w:lang w:val="pt_PT" w:bidi="pt_PT"/>
+        </w:rPr>
+        <w:t>2.29–31</w:t>
+      </w:r>
       <w:r>
         <w:rPr>
           <w:lang w:val="pt_PT" w:bidi="pt_PT"/>
         </w:rPr>
         <w:t xml:space="preserve">; </w:t>
       </w:r>
-      <w:hyperlink r:id="rId43">
-        <w:r>
-          <w:rPr>
-            <w:lang w:val="pt_PT" w:bidi="pt_PT"/>
-          </w:rPr>
-          <w:rPr>
-            <w:color w:val="0000EE"/>
-            <w:u w:val="single"/>
-          </w:rPr>
-          <w:t>4.24</w:t>
-        </w:r>
-      </w:hyperlink>
+      <w:r>
+        <w:rPr>
+          <w:lang w:val="pt_PT" w:bidi="pt_PT"/>
+        </w:rPr>
+        <w:t>4.24</w:t>
+      </w:r>
       <w:r>
         <w:rPr>
           <w:lang w:val="pt_PT" w:bidi="pt_PT"/>
         </w:rPr>
         <w:t xml:space="preserve">; </w:t>
       </w:r>
-      <w:hyperlink r:id="rId37">
-        <w:r>
-          <w:rPr>
-            <w:lang w:val="pt_PT" w:bidi="pt_PT"/>
-          </w:rPr>
-          <w:rPr>
-            <w:color w:val="0000EE"/>
-            <w:u w:val="single"/>
-          </w:rPr>
-          <w:t>7.1–12.13</w:t>
-        </w:r>
-      </w:hyperlink>
+      <w:r>
+        <w:rPr>
+          <w:lang w:val="pt_PT" w:bidi="pt_PT"/>
+        </w:rPr>
+        <w:t>7.1–12.13</w:t>
+      </w:r>
       <w:r>
         <w:rPr>
           <w:lang w:val="pt_PT" w:bidi="pt_PT"/>
         </w:rPr>
         <w:t>), e o autor coloca Daniel nos anos 500 (</w:t>
       </w:r>
-      <w:hyperlink r:id="rId44">
-        <w:r>
-          <w:rPr>
-            <w:lang w:val="pt_PT" w:bidi="pt_PT"/>
-          </w:rPr>
-          <w:rPr>
-            <w:color w:val="0000EE"/>
-            <w:u w:val="single"/>
-          </w:rPr>
-          <w:t>2.1</w:t>
-        </w:r>
-      </w:hyperlink>
+      <w:r>
+        <w:rPr>
+          <w:lang w:val="pt_PT" w:bidi="pt_PT"/>
+        </w:rPr>
+        <w:t>2.1</w:t>
+      </w:r>
       <w:r>
         <w:rPr>
           <w:lang w:val="pt_PT" w:bidi="pt_PT"/>
         </w:rPr>
         <w:t xml:space="preserve">; </w:t>
       </w:r>
-      <w:hyperlink r:id="rId45">
-        <w:r>
-          <w:rPr>
-            <w:lang w:val="pt_PT" w:bidi="pt_PT"/>
-          </w:rPr>
-          <w:rPr>
-            <w:color w:val="0000EE"/>
-            <w:u w:val="single"/>
-          </w:rPr>
-          <w:t>5.1</w:t>
-        </w:r>
-      </w:hyperlink>
+      <w:r>
+        <w:rPr>
+          <w:lang w:val="pt_PT" w:bidi="pt_PT"/>
+        </w:rPr>
+        <w:t>5.1</w:t>
+      </w:r>
       <w:r>
         <w:rPr>
           <w:lang w:val="pt_PT" w:bidi="pt_PT"/>
         </w:rPr>
         <w:t xml:space="preserve">; </w:t>
       </w:r>
-      <w:hyperlink r:id="rId46">
-        <w:r>
-          <w:rPr>
-            <w:lang w:val="pt_PT" w:bidi="pt_PT"/>
-          </w:rPr>
-          <w:rPr>
-            <w:color w:val="0000EE"/>
-            <w:u w:val="single"/>
-          </w:rPr>
-          <w:t>10.1</w:t>
-        </w:r>
-      </w:hyperlink>
+      <w:r>
+        <w:rPr>
+          <w:lang w:val="pt_PT" w:bidi="pt_PT"/>
+        </w:rPr>
+        <w:t>10.1</w:t>
+      </w:r>
       <w:r>
         <w:rPr>
           <w:lang w:val="pt_PT" w:bidi="pt_PT"/>
@@ -1090,18 +862,12 @@
         </w:rPr>
         <w:t xml:space="preserve">Outros estudiosos discutem a datação do livro por volta de 164 a.C., principalmente porque Daniel descreve os eventos até cerca desse tempo — as previsões em </w:t>
       </w:r>
-      <w:hyperlink r:id="rId47">
-        <w:r>
-          <w:rPr>
-            <w:lang w:val="pt_PT" w:bidi="pt_PT"/>
-          </w:rPr>
-          <w:rPr>
-            <w:color w:val="0000EE"/>
-            <w:u w:val="single"/>
-          </w:rPr>
-          <w:t>11.1–35</w:t>
-        </w:r>
-      </w:hyperlink>
+      <w:r>
+        <w:rPr>
+          <w:lang w:val="pt_PT" w:bidi="pt_PT"/>
+        </w:rPr>
+        <w:t>11.1–35</w:t>
+      </w:r>
       <w:r>
         <w:rPr>
           <w:lang w:val="pt_PT" w:bidi="pt_PT"/>
@@ -1122,36 +888,24 @@
         </w:rPr>
         <w:t>Há problemas em descartar uma data antecipada para o livro, no entanto. Acima de tudo, o livro em sua forma presente é claramente atribuído apenas a Daniel; uma data tardia assume que Daniel não teria sido o autor. Se o próprio Daniel não tivesse escrito as profecias preditivas, então as alegações do livro não teriam a integridade exigida de um dos profetas inspirados por Deus e teriam enfrentado problemas em ser aceito no cânone hebraico. Uma das principais alegações de Daniel é que Deus pode prever o futuro (</w:t>
       </w:r>
-      <w:hyperlink r:id="rId48">
-        <w:r>
-          <w:rPr>
-            <w:lang w:val="pt_PT" w:bidi="pt_PT"/>
-          </w:rPr>
-          <w:rPr>
-            <w:color w:val="0000EE"/>
-            <w:u w:val="single"/>
-          </w:rPr>
-          <w:t>2.27–29</w:t>
-        </w:r>
-      </w:hyperlink>
+      <w:r>
+        <w:rPr>
+          <w:lang w:val="pt_PT" w:bidi="pt_PT"/>
+        </w:rPr>
+        <w:t>2.27–29</w:t>
+      </w:r>
       <w:r>
         <w:rPr>
           <w:lang w:val="pt_PT" w:bidi="pt_PT"/>
         </w:rPr>
         <w:t xml:space="preserve">; </w:t>
       </w:r>
-      <w:hyperlink r:id="rId49">
-        <w:r>
-          <w:rPr>
-            <w:lang w:val="pt_PT" w:bidi="pt_PT"/>
-          </w:rPr>
-          <w:rPr>
-            <w:color w:val="0000EE"/>
-            <w:u w:val="single"/>
-          </w:rPr>
-          <w:t>10.21</w:t>
-        </w:r>
-      </w:hyperlink>
+      <w:r>
+        <w:rPr>
+          <w:lang w:val="pt_PT" w:bidi="pt_PT"/>
+        </w:rPr>
+        <w:t>10.21</w:t>
+      </w:r>
       <w:r>
         <w:rPr>
           <w:lang w:val="pt_PT" w:bidi="pt_PT"/>
@@ -1225,90 +979,60 @@
         </w:rPr>
         <w:t>Daniel como literatura de sabedoria. Daniel é um livro de sabedoria destinado a tornar o povo de Deus sábio nos caminhos de Deus. A pessoa sábia é purificada através do sofrimento, busca o caminho da justiça, e leva os outros para esse caminho (</w:t>
       </w:r>
-      <w:hyperlink r:id="rId50">
-        <w:r>
-          <w:rPr>
-            <w:lang w:val="pt_PT" w:bidi="pt_PT"/>
-          </w:rPr>
-          <w:rPr>
-            <w:color w:val="0000EE"/>
-            <w:u w:val="single"/>
-          </w:rPr>
-          <w:t>11.33–35</w:t>
-        </w:r>
-      </w:hyperlink>
+      <w:r>
+        <w:rPr>
+          <w:lang w:val="pt_PT" w:bidi="pt_PT"/>
+        </w:rPr>
+        <w:t>11.33–35</w:t>
+      </w:r>
       <w:r>
         <w:rPr>
           <w:lang w:val="pt_PT" w:bidi="pt_PT"/>
         </w:rPr>
         <w:t xml:space="preserve">; </w:t>
       </w:r>
-      <w:hyperlink r:id="rId51">
-        <w:r>
-          <w:rPr>
-            <w:lang w:val="pt_PT" w:bidi="pt_PT"/>
-          </w:rPr>
-          <w:rPr>
-            <w:color w:val="0000EE"/>
-            <w:u w:val="single"/>
-          </w:rPr>
-          <w:t>12.3</w:t>
-        </w:r>
-      </w:hyperlink>
+      <w:r>
+        <w:rPr>
+          <w:lang w:val="pt_PT" w:bidi="pt_PT"/>
+        </w:rPr>
+        <w:t>12.3</w:t>
+      </w:r>
       <w:r>
         <w:rPr>
           <w:lang w:val="pt_PT" w:bidi="pt_PT"/>
         </w:rPr>
         <w:t>). A pessoa sábia sabe que o Deus Altíssimo é o Deus dos deuses, que ele detém o futuro em suas mãos, e que ele pode resgatar seu povo de qualquer perigo (</w:t>
       </w:r>
-      <w:hyperlink r:id="rId52">
-        <w:r>
-          <w:rPr>
-            <w:lang w:val="pt_PT" w:bidi="pt_PT"/>
-          </w:rPr>
-          <w:rPr>
-            <w:color w:val="0000EE"/>
-            <w:u w:val="single"/>
-          </w:rPr>
-          <w:t>3.16–18</w:t>
-        </w:r>
-      </w:hyperlink>
+      <w:r>
+        <w:rPr>
+          <w:lang w:val="pt_PT" w:bidi="pt_PT"/>
+        </w:rPr>
+        <w:t>3.16–18</w:t>
+      </w:r>
       <w:r>
         <w:rPr>
           <w:lang w:val="pt_PT" w:bidi="pt_PT"/>
         </w:rPr>
         <w:t xml:space="preserve">; </w:t>
       </w:r>
-      <w:hyperlink r:id="rId53">
-        <w:r>
-          <w:rPr>
-            <w:lang w:val="pt_PT" w:bidi="pt_PT"/>
-          </w:rPr>
-          <w:rPr>
-            <w:color w:val="0000EE"/>
-            <w:u w:val="single"/>
-          </w:rPr>
-          <w:t>6.21–22</w:t>
-        </w:r>
-      </w:hyperlink>
+      <w:r>
+        <w:rPr>
+          <w:lang w:val="pt_PT" w:bidi="pt_PT"/>
+        </w:rPr>
+        <w:t>6.21–22</w:t>
+      </w:r>
       <w:r>
         <w:rPr>
           <w:lang w:val="pt_PT" w:bidi="pt_PT"/>
         </w:rPr>
         <w:t xml:space="preserve">; </w:t>
       </w:r>
-      <w:hyperlink r:id="rId54">
-        <w:r>
-          <w:rPr>
-            <w:lang w:val="pt_PT" w:bidi="pt_PT"/>
-          </w:rPr>
-          <w:rPr>
-            <w:color w:val="0000EE"/>
-            <w:u w:val="single"/>
-          </w:rPr>
-          <w:t>12.1–3</w:t>
-        </w:r>
-      </w:hyperlink>
+      <w:r>
+        <w:rPr>
+          <w:lang w:val="pt_PT" w:bidi="pt_PT"/>
+        </w:rPr>
+        <w:t>12.1–3</w:t>
+      </w:r>
       <w:r>
         <w:rPr>
           <w:lang w:val="pt_PT" w:bidi="pt_PT"/>
@@ -1356,54 +1080,36 @@
         </w:rPr>
         <w:t>É importante interpretar a literatura apocalíptica de acordo com o que suas imagens pretendem comunicar. Qual é a realidade e a verdade por trás das imagens? O contexto literário e o pano de fundo histórico de uma passagem devem ser examinados para interpretar adequadamente seu simbolismo. Às vezes, as informações necessárias para interpretar as imagens são encontrados dentro do texto (</w:t>
       </w:r>
-      <w:hyperlink r:id="rId55">
-        <w:r>
-          <w:rPr>
-            <w:lang w:val="pt_PT" w:bidi="pt_PT"/>
-          </w:rPr>
-          <w:rPr>
-            <w:color w:val="0000EE"/>
-            <w:u w:val="single"/>
-          </w:rPr>
-          <w:t>7.1–14</w:t>
-        </w:r>
-      </w:hyperlink>
+      <w:r>
+        <w:rPr>
+          <w:lang w:val="pt_PT" w:bidi="pt_PT"/>
+        </w:rPr>
+        <w:t>7.1–14</w:t>
+      </w:r>
       <w:r>
         <w:rPr>
           <w:lang w:val="pt_PT" w:bidi="pt_PT"/>
         </w:rPr>
         <w:t xml:space="preserve">, </w:t>
       </w:r>
-      <w:hyperlink r:id="rId56">
-        <w:r>
-          <w:rPr>
-            <w:lang w:val="pt_PT" w:bidi="pt_PT"/>
-          </w:rPr>
-          <w:rPr>
-            <w:color w:val="0000EE"/>
-            <w:u w:val="single"/>
-          </w:rPr>
-          <w:t>16–17</w:t>
-        </w:r>
-      </w:hyperlink>
+      <w:r>
+        <w:rPr>
+          <w:lang w:val="pt_PT" w:bidi="pt_PT"/>
+        </w:rPr>
+        <w:t>16–17</w:t>
+      </w:r>
       <w:r>
         <w:rPr>
           <w:lang w:val="pt_PT" w:bidi="pt_PT"/>
         </w:rPr>
         <w:t xml:space="preserve">, </w:t>
       </w:r>
-      <w:hyperlink r:id="rId57">
-        <w:r>
-          <w:rPr>
-            <w:lang w:val="pt_PT" w:bidi="pt_PT"/>
-          </w:rPr>
-          <w:rPr>
-            <w:color w:val="0000EE"/>
-            <w:u w:val="single"/>
-          </w:rPr>
-          <w:t>23–25</w:t>
-        </w:r>
-      </w:hyperlink>
+      <w:r>
+        <w:rPr>
+          <w:lang w:val="pt_PT" w:bidi="pt_PT"/>
+        </w:rPr>
+        <w:t>23–25</w:t>
+      </w:r>
       <w:r>
         <w:rPr>
           <w:lang w:val="pt_PT" w:bidi="pt_PT"/>
@@ -1460,594 +1166,396 @@
         </w:rPr>
         <w:t>O principal tema de Daniel é que Deus é soberano: ele cumprirá seus propósitos para a humanidade e toda a criação. A história está em uma marcha inexorável em direção ao Reino de Deus, no qual a soberania de Deus será plenamente cumprida. Deus julga e resgata seu povo, controla a história conforme lhe agrada em uma escala universal, e levanta ou derruba reinos e reis pagãos. Ele decidiu quando concluir o Exílio (</w:t>
       </w:r>
-      <w:hyperlink r:id="rId58">
-        <w:r>
-          <w:rPr>
-            <w:lang w:val="pt_PT" w:bidi="pt_PT"/>
-          </w:rPr>
-          <w:rPr>
-            <w:color w:val="0000EE"/>
-            <w:u w:val="single"/>
-          </w:rPr>
-          <w:t>9.18–19</w:t>
-        </w:r>
-      </w:hyperlink>
+      <w:r>
+        <w:rPr>
+          <w:lang w:val="pt_PT" w:bidi="pt_PT"/>
+        </w:rPr>
+        <w:t>9.18–19</w:t>
+      </w:r>
       <w:r>
         <w:rPr>
           <w:lang w:val="pt_PT" w:bidi="pt_PT"/>
         </w:rPr>
         <w:t>), e ele derrota e controla os poderes do mal (</w:t>
       </w:r>
-      <w:hyperlink r:id="rId59">
-        <w:r>
-          <w:rPr>
-            <w:lang w:val="pt_PT" w:bidi="pt_PT"/>
-          </w:rPr>
-          <w:rPr>
-            <w:color w:val="0000EE"/>
-            <w:u w:val="single"/>
-          </w:rPr>
-          <w:t>4.30</w:t>
-        </w:r>
-      </w:hyperlink>
+      <w:r>
+        <w:rPr>
+          <w:lang w:val="pt_PT" w:bidi="pt_PT"/>
+        </w:rPr>
+        <w:t>4.30</w:t>
+      </w:r>
       <w:r>
         <w:rPr>
           <w:lang w:val="pt_PT" w:bidi="pt_PT"/>
         </w:rPr>
         <w:t>,</w:t>
       </w:r>
-      <w:hyperlink r:id="rId60">
-        <w:r>
-          <w:rPr>
-            <w:lang w:val="pt_PT" w:bidi="pt_PT"/>
-          </w:rPr>
-          <w:rPr>
-            <w:color w:val="0000EE"/>
-            <w:u w:val="single"/>
-          </w:rPr>
-          <w:t>32</w:t>
-        </w:r>
-      </w:hyperlink>
+      <w:r>
+        <w:rPr>
+          <w:lang w:val="pt_PT" w:bidi="pt_PT"/>
+        </w:rPr>
+        <w:t>32</w:t>
+      </w:r>
       <w:r>
         <w:rPr>
           <w:lang w:val="pt_PT" w:bidi="pt_PT"/>
         </w:rPr>
         <w:t xml:space="preserve">; </w:t>
       </w:r>
-      <w:hyperlink r:id="rId61">
-        <w:r>
-          <w:rPr>
-            <w:lang w:val="pt_PT" w:bidi="pt_PT"/>
-          </w:rPr>
-          <w:rPr>
-            <w:color w:val="0000EE"/>
-            <w:u w:val="single"/>
-          </w:rPr>
-          <w:t>7.8</w:t>
-        </w:r>
-      </w:hyperlink>
+      <w:r>
+        <w:rPr>
+          <w:lang w:val="pt_PT" w:bidi="pt_PT"/>
+        </w:rPr>
+        <w:t>7.8</w:t>
+      </w:r>
       <w:r>
         <w:rPr>
           <w:lang w:val="pt_PT" w:bidi="pt_PT"/>
         </w:rPr>
         <w:t>,</w:t>
       </w:r>
-      <w:hyperlink r:id="rId62">
-        <w:r>
-          <w:rPr>
-            <w:lang w:val="pt_PT" w:bidi="pt_PT"/>
-          </w:rPr>
-          <w:rPr>
-            <w:color w:val="0000EE"/>
-            <w:u w:val="single"/>
-          </w:rPr>
-          <w:t>20–21</w:t>
-        </w:r>
-      </w:hyperlink>
+      <w:r>
+        <w:rPr>
+          <w:lang w:val="pt_PT" w:bidi="pt_PT"/>
+        </w:rPr>
+        <w:t>20–21</w:t>
+      </w:r>
       <w:r>
         <w:rPr>
           <w:lang w:val="pt_PT" w:bidi="pt_PT"/>
         </w:rPr>
         <w:t xml:space="preserve">; </w:t>
       </w:r>
-      <w:hyperlink r:id="rId63">
-        <w:r>
-          <w:rPr>
-            <w:lang w:val="pt_PT" w:bidi="pt_PT"/>
-          </w:rPr>
-          <w:rPr>
-            <w:color w:val="0000EE"/>
-            <w:u w:val="single"/>
-          </w:rPr>
-          <w:t>10.13</w:t>
-        </w:r>
-      </w:hyperlink>
+      <w:r>
+        <w:rPr>
+          <w:lang w:val="pt_PT" w:bidi="pt_PT"/>
+        </w:rPr>
+        <w:t>10.13</w:t>
+      </w:r>
       <w:r>
         <w:rPr>
           <w:lang w:val="pt_PT" w:bidi="pt_PT"/>
         </w:rPr>
         <w:t xml:space="preserve">; </w:t>
       </w:r>
-      <w:hyperlink r:id="rId64">
-        <w:r>
-          <w:rPr>
-            <w:lang w:val="pt_PT" w:bidi="pt_PT"/>
-          </w:rPr>
-          <w:rPr>
-            <w:color w:val="0000EE"/>
-            <w:u w:val="single"/>
-          </w:rPr>
-          <w:t>11.28</w:t>
-        </w:r>
-      </w:hyperlink>
+      <w:r>
+        <w:rPr>
+          <w:lang w:val="pt_PT" w:bidi="pt_PT"/>
+        </w:rPr>
+        <w:t>11.28</w:t>
+      </w:r>
       <w:r>
         <w:rPr>
           <w:lang w:val="pt_PT" w:bidi="pt_PT"/>
         </w:rPr>
         <w:t>,</w:t>
       </w:r>
-      <w:hyperlink r:id="rId65">
-        <w:r>
-          <w:rPr>
-            <w:lang w:val="pt_PT" w:bidi="pt_PT"/>
-          </w:rPr>
-          <w:rPr>
-            <w:color w:val="0000EE"/>
-            <w:u w:val="single"/>
-          </w:rPr>
-          <w:t>30–32</w:t>
-        </w:r>
-      </w:hyperlink>
+      <w:r>
+        <w:rPr>
+          <w:lang w:val="pt_PT" w:bidi="pt_PT"/>
+        </w:rPr>
+        <w:t>30–32</w:t>
+      </w:r>
       <w:r>
         <w:rPr>
           <w:lang w:val="pt_PT" w:bidi="pt_PT"/>
         </w:rPr>
         <w:t>). Os poderes celestiais se prostram diante dele (</w:t>
       </w:r>
-      <w:hyperlink r:id="rId66">
-        <w:r>
-          <w:rPr>
-            <w:lang w:val="pt_PT" w:bidi="pt_PT"/>
-          </w:rPr>
-          <w:rPr>
-            <w:color w:val="0000EE"/>
-            <w:u w:val="single"/>
-          </w:rPr>
-          <w:t>3.28</w:t>
-        </w:r>
-      </w:hyperlink>
+      <w:r>
+        <w:rPr>
+          <w:lang w:val="pt_PT" w:bidi="pt_PT"/>
+        </w:rPr>
+        <w:t>3.28</w:t>
+      </w:r>
       <w:r>
         <w:rPr>
           <w:lang w:val="pt_PT" w:bidi="pt_PT"/>
         </w:rPr>
         <w:t xml:space="preserve">; </w:t>
       </w:r>
-      <w:hyperlink r:id="rId67">
-        <w:r>
-          <w:rPr>
-            <w:lang w:val="pt_PT" w:bidi="pt_PT"/>
-          </w:rPr>
-          <w:rPr>
-            <w:color w:val="0000EE"/>
-            <w:u w:val="single"/>
-          </w:rPr>
-          <w:t>4.23</w:t>
-        </w:r>
-      </w:hyperlink>
+      <w:r>
+        <w:rPr>
+          <w:lang w:val="pt_PT" w:bidi="pt_PT"/>
+        </w:rPr>
+        <w:t>4.23</w:t>
+      </w:r>
       <w:r>
         <w:rPr>
           <w:lang w:val="pt_PT" w:bidi="pt_PT"/>
         </w:rPr>
         <w:t>,</w:t>
       </w:r>
-      <w:hyperlink r:id="rId68">
-        <w:r>
-          <w:rPr>
-            <w:lang w:val="pt_PT" w:bidi="pt_PT"/>
-          </w:rPr>
-          <w:rPr>
-            <w:color w:val="0000EE"/>
-            <w:u w:val="single"/>
-          </w:rPr>
-          <w:t>35</w:t>
-        </w:r>
-      </w:hyperlink>
+      <w:r>
+        <w:rPr>
+          <w:lang w:val="pt_PT" w:bidi="pt_PT"/>
+        </w:rPr>
+        <w:t>35</w:t>
+      </w:r>
       <w:r>
         <w:rPr>
           <w:lang w:val="pt_PT" w:bidi="pt_PT"/>
         </w:rPr>
         <w:t xml:space="preserve">; </w:t>
       </w:r>
-      <w:hyperlink r:id="rId69">
-        <w:r>
-          <w:rPr>
-            <w:lang w:val="pt_PT" w:bidi="pt_PT"/>
-          </w:rPr>
-          <w:rPr>
-            <w:color w:val="0000EE"/>
-            <w:u w:val="single"/>
-          </w:rPr>
-          <w:t>5.5</w:t>
-        </w:r>
-      </w:hyperlink>
+      <w:r>
+        <w:rPr>
+          <w:lang w:val="pt_PT" w:bidi="pt_PT"/>
+        </w:rPr>
+        <w:t>5.5</w:t>
+      </w:r>
       <w:r>
         <w:rPr>
           <w:lang w:val="pt_PT" w:bidi="pt_PT"/>
         </w:rPr>
         <w:t xml:space="preserve">; </w:t>
       </w:r>
-      <w:hyperlink r:id="rId70">
-        <w:r>
-          <w:rPr>
-            <w:lang w:val="pt_PT" w:bidi="pt_PT"/>
-          </w:rPr>
-          <w:rPr>
-            <w:color w:val="0000EE"/>
-            <w:u w:val="single"/>
-          </w:rPr>
-          <w:t>6.21</w:t>
-        </w:r>
-      </w:hyperlink>
+      <w:r>
+        <w:rPr>
+          <w:lang w:val="pt_PT" w:bidi="pt_PT"/>
+        </w:rPr>
+        <w:t>6.21</w:t>
+      </w:r>
       <w:r>
         <w:rPr>
           <w:lang w:val="pt_PT" w:bidi="pt_PT"/>
         </w:rPr>
         <w:t xml:space="preserve">; </w:t>
       </w:r>
-      <w:hyperlink r:id="rId71">
-        <w:r>
-          <w:rPr>
-            <w:lang w:val="pt_PT" w:bidi="pt_PT"/>
-          </w:rPr>
-          <w:rPr>
-            <w:color w:val="0000EE"/>
-            <w:u w:val="single"/>
-          </w:rPr>
-          <w:t>8.16</w:t>
-        </w:r>
-      </w:hyperlink>
+      <w:r>
+        <w:rPr>
+          <w:lang w:val="pt_PT" w:bidi="pt_PT"/>
+        </w:rPr>
+        <w:t>8.16</w:t>
+      </w:r>
       <w:r>
         <w:rPr>
           <w:lang w:val="pt_PT" w:bidi="pt_PT"/>
         </w:rPr>
         <w:t xml:space="preserve">; </w:t>
       </w:r>
-      <w:hyperlink r:id="rId72">
-        <w:r>
-          <w:rPr>
-            <w:lang w:val="pt_PT" w:bidi="pt_PT"/>
-          </w:rPr>
-          <w:rPr>
-            <w:color w:val="0000EE"/>
-            <w:u w:val="single"/>
-          </w:rPr>
-          <w:t>9.21</w:t>
-        </w:r>
-      </w:hyperlink>
+      <w:r>
+        <w:rPr>
+          <w:lang w:val="pt_PT" w:bidi="pt_PT"/>
+        </w:rPr>
+        <w:t>9.21</w:t>
+      </w:r>
       <w:r>
         <w:rPr>
           <w:lang w:val="pt_PT" w:bidi="pt_PT"/>
         </w:rPr>
         <w:t xml:space="preserve">; </w:t>
       </w:r>
-      <w:hyperlink r:id="rId73">
-        <w:r>
-          <w:rPr>
-            <w:lang w:val="pt_PT" w:bidi="pt_PT"/>
-          </w:rPr>
-          <w:rPr>
-            <w:color w:val="0000EE"/>
-            <w:u w:val="single"/>
-          </w:rPr>
-          <w:t>10.5</w:t>
-        </w:r>
-      </w:hyperlink>
+      <w:r>
+        <w:rPr>
+          <w:lang w:val="pt_PT" w:bidi="pt_PT"/>
+        </w:rPr>
+        <w:t>10.5</w:t>
+      </w:r>
       <w:r>
         <w:rPr>
           <w:lang w:val="pt_PT" w:bidi="pt_PT"/>
         </w:rPr>
         <w:t>,</w:t>
       </w:r>
-      <w:hyperlink r:id="rId63">
-        <w:r>
-          <w:rPr>
-            <w:lang w:val="pt_PT" w:bidi="pt_PT"/>
-          </w:rPr>
-          <w:rPr>
-            <w:color w:val="0000EE"/>
-            <w:u w:val="single"/>
-          </w:rPr>
-          <w:t>13</w:t>
-        </w:r>
-      </w:hyperlink>
+      <w:r>
+        <w:rPr>
+          <w:lang w:val="pt_PT" w:bidi="pt_PT"/>
+        </w:rPr>
+        <w:t>13</w:t>
+      </w:r>
       <w:r>
         <w:rPr>
           <w:lang w:val="pt_PT" w:bidi="pt_PT"/>
         </w:rPr>
         <w:t xml:space="preserve">; </w:t>
       </w:r>
-      <w:hyperlink r:id="rId74">
-        <w:r>
-          <w:rPr>
-            <w:lang w:val="pt_PT" w:bidi="pt_PT"/>
-          </w:rPr>
-          <w:rPr>
-            <w:color w:val="0000EE"/>
-            <w:u w:val="single"/>
-          </w:rPr>
-          <w:t>12.1</w:t>
-        </w:r>
-      </w:hyperlink>
+      <w:r>
+        <w:rPr>
+          <w:lang w:val="pt_PT" w:bidi="pt_PT"/>
+        </w:rPr>
+        <w:t>12.1</w:t>
+      </w:r>
       <w:r>
         <w:rPr>
           <w:lang w:val="pt_PT" w:bidi="pt_PT"/>
         </w:rPr>
         <w:t>), e ele tem o poder para ressuscitar os mortos (</w:t>
       </w:r>
-      <w:hyperlink r:id="rId54">
-        <w:r>
-          <w:rPr>
-            <w:lang w:val="pt_PT" w:bidi="pt_PT"/>
-          </w:rPr>
-          <w:rPr>
-            <w:color w:val="0000EE"/>
-            <w:u w:val="single"/>
-          </w:rPr>
-          <w:t>12.1–3</w:t>
-        </w:r>
-      </w:hyperlink>
+      <w:r>
+        <w:rPr>
+          <w:lang w:val="pt_PT" w:bidi="pt_PT"/>
+        </w:rPr>
+        <w:t>12.1–3</w:t>
+      </w:r>
       <w:r>
         <w:rPr>
           <w:lang w:val="pt_PT" w:bidi="pt_PT"/>
         </w:rPr>
         <w:t>). Sua sabedoria controla todas as coisas (</w:t>
       </w:r>
-      <w:hyperlink r:id="rId75">
-        <w:r>
-          <w:rPr>
-            <w:lang w:val="pt_PT" w:bidi="pt_PT"/>
-          </w:rPr>
-          <w:rPr>
-            <w:color w:val="0000EE"/>
-            <w:u w:val="single"/>
-          </w:rPr>
-          <w:t>3.18</w:t>
-        </w:r>
-      </w:hyperlink>
+      <w:r>
+        <w:rPr>
+          <w:lang w:val="pt_PT" w:bidi="pt_PT"/>
+        </w:rPr>
+        <w:t>3.18</w:t>
+      </w:r>
       <w:r>
         <w:rPr>
           <w:lang w:val="pt_PT" w:bidi="pt_PT"/>
         </w:rPr>
         <w:t xml:space="preserve">; </w:t>
       </w:r>
-      <w:hyperlink r:id="rId76">
-        <w:r>
-          <w:rPr>
-            <w:lang w:val="pt_PT" w:bidi="pt_PT"/>
-          </w:rPr>
-          <w:rPr>
-            <w:color w:val="0000EE"/>
-            <w:u w:val="single"/>
-          </w:rPr>
-          <w:t>11.35</w:t>
-        </w:r>
-      </w:hyperlink>
+      <w:r>
+        <w:rPr>
+          <w:lang w:val="pt_PT" w:bidi="pt_PT"/>
+        </w:rPr>
+        <w:t>11.35</w:t>
+      </w:r>
       <w:r>
         <w:rPr>
           <w:lang w:val="pt_PT" w:bidi="pt_PT"/>
         </w:rPr>
         <w:t>). Ele escolhe e aprova aqueles que são amados e altamente estimados aos seus olhos (</w:t>
       </w:r>
-      <w:hyperlink r:id="rId77">
-        <w:r>
-          <w:rPr>
-            <w:lang w:val="pt_PT" w:bidi="pt_PT"/>
-          </w:rPr>
-          <w:rPr>
-            <w:color w:val="0000EE"/>
-            <w:u w:val="single"/>
-          </w:rPr>
-          <w:t>9.23</w:t>
-        </w:r>
-      </w:hyperlink>
+      <w:r>
+        <w:rPr>
+          <w:lang w:val="pt_PT" w:bidi="pt_PT"/>
+        </w:rPr>
+        <w:t>9.23</w:t>
+      </w:r>
       <w:r>
         <w:rPr>
           <w:lang w:val="pt_PT" w:bidi="pt_PT"/>
         </w:rPr>
         <w:t xml:space="preserve">; </w:t>
       </w:r>
-      <w:hyperlink r:id="rId78">
-        <w:r>
-          <w:rPr>
-            <w:lang w:val="pt_PT" w:bidi="pt_PT"/>
-          </w:rPr>
-          <w:rPr>
-            <w:color w:val="0000EE"/>
-            <w:u w:val="single"/>
-          </w:rPr>
-          <w:t>10.11</w:t>
-        </w:r>
-      </w:hyperlink>
+      <w:r>
+        <w:rPr>
+          <w:lang w:val="pt_PT" w:bidi="pt_PT"/>
+        </w:rPr>
+        <w:t>10.11</w:t>
+      </w:r>
       <w:r>
         <w:rPr>
           <w:lang w:val="pt_PT" w:bidi="pt_PT"/>
         </w:rPr>
         <w:t>,</w:t>
       </w:r>
-      <w:hyperlink r:id="rId79">
-        <w:r>
-          <w:rPr>
-            <w:lang w:val="pt_PT" w:bidi="pt_PT"/>
-          </w:rPr>
-          <w:rPr>
-            <w:color w:val="0000EE"/>
-            <w:u w:val="single"/>
-          </w:rPr>
-          <w:t>19</w:t>
-        </w:r>
-      </w:hyperlink>
+      <w:r>
+        <w:rPr>
+          <w:lang w:val="pt_PT" w:bidi="pt_PT"/>
+        </w:rPr>
+        <w:t>19</w:t>
+      </w:r>
       <w:r>
         <w:rPr>
           <w:lang w:val="pt_PT" w:bidi="pt_PT"/>
         </w:rPr>
         <w:t>). Deus estabelece seu Reino sobre toda a terra para sempre, e seu povo governará sobre ela com seu Rei, o Filho do Homem (</w:t>
       </w:r>
-      <w:hyperlink r:id="rId80">
-        <w:r>
-          <w:rPr>
-            <w:lang w:val="pt_PT" w:bidi="pt_PT"/>
-          </w:rPr>
-          <w:rPr>
-            <w:color w:val="0000EE"/>
-            <w:u w:val="single"/>
-          </w:rPr>
-          <w:t>7.13</w:t>
-        </w:r>
-      </w:hyperlink>
+      <w:r>
+        <w:rPr>
+          <w:lang w:val="pt_PT" w:bidi="pt_PT"/>
+        </w:rPr>
+        <w:t>7.13</w:t>
+      </w:r>
       <w:r>
         <w:rPr>
           <w:lang w:val="pt_PT" w:bidi="pt_PT"/>
         </w:rPr>
         <w:t>,</w:t>
       </w:r>
-      <w:hyperlink r:id="rId81">
-        <w:r>
-          <w:rPr>
-            <w:lang w:val="pt_PT" w:bidi="pt_PT"/>
-          </w:rPr>
-          <w:rPr>
-            <w:color w:val="0000EE"/>
-            <w:u w:val="single"/>
-          </w:rPr>
-          <w:t>22</w:t>
-        </w:r>
-      </w:hyperlink>
+      <w:r>
+        <w:rPr>
+          <w:lang w:val="pt_PT" w:bidi="pt_PT"/>
+        </w:rPr>
+        <w:t>22</w:t>
+      </w:r>
       <w:r>
         <w:rPr>
           <w:lang w:val="pt_PT" w:bidi="pt_PT"/>
         </w:rPr>
         <w:t xml:space="preserve">; veja </w:t>
       </w:r>
-      <w:hyperlink r:id="rId82">
-        <w:r>
-          <w:rPr>
-            <w:lang w:val="pt_PT" w:bidi="pt_PT"/>
-          </w:rPr>
-          <w:rPr>
-            <w:color w:val="0000EE"/>
-            <w:u w:val="single"/>
-          </w:rPr>
-          <w:t>Sl 110.1</w:t>
-        </w:r>
-      </w:hyperlink>
+      <w:r>
+        <w:rPr>
+          <w:lang w:val="pt_PT" w:bidi="pt_PT"/>
+        </w:rPr>
+        <w:t>Sl 110.1</w:t>
+      </w:r>
       <w:r>
         <w:rPr>
           <w:lang w:val="pt_PT" w:bidi="pt_PT"/>
         </w:rPr>
         <w:t xml:space="preserve">; </w:t>
       </w:r>
-      <w:hyperlink r:id="rId83">
-        <w:r>
-          <w:rPr>
-            <w:lang w:val="pt_PT" w:bidi="pt_PT"/>
-          </w:rPr>
-          <w:rPr>
-            <w:color w:val="0000EE"/>
-            <w:u w:val="single"/>
-          </w:rPr>
-          <w:t>Mt 24.27–44</w:t>
-        </w:r>
-      </w:hyperlink>
+      <w:r>
+        <w:rPr>
+          <w:lang w:val="pt_PT" w:bidi="pt_PT"/>
+        </w:rPr>
+        <w:t>Mt 24.27–44</w:t>
+      </w:r>
       <w:r>
         <w:rPr>
           <w:lang w:val="pt_PT" w:bidi="pt_PT"/>
         </w:rPr>
         <w:t xml:space="preserve">; </w:t>
       </w:r>
-      <w:hyperlink r:id="rId84">
-        <w:r>
-          <w:rPr>
-            <w:lang w:val="pt_PT" w:bidi="pt_PT"/>
-          </w:rPr>
-          <w:rPr>
-            <w:color w:val="0000EE"/>
-            <w:u w:val="single"/>
-          </w:rPr>
-          <w:t>25.31</w:t>
-        </w:r>
-      </w:hyperlink>
+      <w:r>
+        <w:rPr>
+          <w:lang w:val="pt_PT" w:bidi="pt_PT"/>
+        </w:rPr>
+        <w:t>25.31</w:t>
+      </w:r>
       <w:r>
         <w:rPr>
           <w:lang w:val="pt_PT" w:bidi="pt_PT"/>
         </w:rPr>
         <w:t xml:space="preserve">; </w:t>
       </w:r>
-      <w:hyperlink r:id="rId85">
-        <w:r>
-          <w:rPr>
-            <w:lang w:val="pt_PT" w:bidi="pt_PT"/>
-          </w:rPr>
-          <w:rPr>
-            <w:color w:val="0000EE"/>
-            <w:u w:val="single"/>
-          </w:rPr>
-          <w:t>26.2</w:t>
-        </w:r>
-      </w:hyperlink>
+      <w:r>
+        <w:rPr>
+          <w:lang w:val="pt_PT" w:bidi="pt_PT"/>
+        </w:rPr>
+        <w:t>26.2</w:t>
+      </w:r>
       <w:r>
         <w:rPr>
           <w:lang w:val="pt_PT" w:bidi="pt_PT"/>
         </w:rPr>
         <w:t>,</w:t>
       </w:r>
-      <w:hyperlink r:id="rId86">
-        <w:r>
-          <w:rPr>
-            <w:lang w:val="pt_PT" w:bidi="pt_PT"/>
-          </w:rPr>
-          <w:rPr>
-            <w:color w:val="0000EE"/>
-            <w:u w:val="single"/>
-          </w:rPr>
-          <w:t>64</w:t>
-        </w:r>
-      </w:hyperlink>
+      <w:r>
+        <w:rPr>
+          <w:lang w:val="pt_PT" w:bidi="pt_PT"/>
+        </w:rPr>
+        <w:t>64</w:t>
+      </w:r>
       <w:r>
         <w:rPr>
           <w:lang w:val="pt_PT" w:bidi="pt_PT"/>
         </w:rPr>
         <w:t xml:space="preserve">; </w:t>
       </w:r>
-      <w:hyperlink r:id="rId87">
-        <w:r>
-          <w:rPr>
-            <w:lang w:val="pt_PT" w:bidi="pt_PT"/>
-          </w:rPr>
-          <w:rPr>
-            <w:color w:val="0000EE"/>
-            <w:u w:val="single"/>
-          </w:rPr>
-          <w:t>Marcos 14.62</w:t>
-        </w:r>
-      </w:hyperlink>
+      <w:r>
+        <w:rPr>
+          <w:lang w:val="pt_PT" w:bidi="pt_PT"/>
+        </w:rPr>
+        <w:t>Marcos 14.62</w:t>
+      </w:r>
       <w:r>
         <w:rPr>
           <w:lang w:val="pt_PT" w:bidi="pt_PT"/>
         </w:rPr>
         <w:t xml:space="preserve">; </w:t>
       </w:r>
-      <w:hyperlink r:id="rId88">
-        <w:r>
-          <w:rPr>
-            <w:lang w:val="pt_PT" w:bidi="pt_PT"/>
-          </w:rPr>
-          <w:rPr>
-            <w:color w:val="0000EE"/>
-            <w:u w:val="single"/>
-          </w:rPr>
-          <w:t>Ap 1.7</w:t>
-        </w:r>
-      </w:hyperlink>
+      <w:r>
+        <w:rPr>
+          <w:lang w:val="pt_PT" w:bidi="pt_PT"/>
+        </w:rPr>
+        <w:t>Ap 1.7</w:t>
+      </w:r>
       <w:r>
         <w:rPr>
           <w:lang w:val="pt_PT" w:bidi="pt_PT"/>
